--- a/docs/Himam-Mobile-Changes.docx
+++ b/docs/Himam-Mobile-Changes.docx
@@ -650,6 +650,81 @@
                 <w:sz w:val="19"/>
                 <w:szCs w:val="19"/>
               </w:rPr>
+              <w:t xml:space="preserve">perfect</w:t>
+            </w:r>
+          </w:p>
+        </w:tc>
+        <w:tc>
+          <w:tcPr>
+            <w:tcMar>
+              <w:top w:type="dxa" w:w="60"/>
+              <w:left w:type="dxa" w:w="120"/>
+              <w:bottom w:type="dxa" w:w="60"/>
+              <w:right w:type="dxa" w:w="120"/>
+            </w:tcMar>
+          </w:tcPr>
+          <w:p>
+            <w:pPr>
+              <w:spacing w:after="40" w:before="40"/>
+            </w:pPr>
+            <w:r>
+              <w:rPr>
+                <w:rFonts w:ascii="Calibri" w:cs="Calibri" w:eastAsia="Calibri" w:hAnsi="Calibri"/>
+                <w:sz w:val="21"/>
+                <w:szCs w:val="21"/>
+              </w:rPr>
+              <w:t xml:space="preserve">already scored full marks</w:t>
+            </w:r>
+          </w:p>
+        </w:tc>
+        <w:tc>
+          <w:tcPr>
+            <w:tcMar>
+              <w:top w:type="dxa" w:w="60"/>
+              <w:left w:type="dxa" w:w="120"/>
+              <w:bottom w:type="dxa" w:w="60"/>
+              <w:right w:type="dxa" w:w="120"/>
+            </w:tcMar>
+          </w:tcPr>
+          <w:p>
+            <w:pPr>
+              <w:spacing w:after="40" w:before="40"/>
+            </w:pPr>
+            <w:r>
+              <w:rPr>
+                <w:rFonts w:ascii="Calibri" w:cs="Calibri" w:eastAsia="Calibri" w:hAnsi="Calibri"/>
+                <w:sz w:val="21"/>
+                <w:szCs w:val="21"/>
+              </w:rPr>
+              <w:t xml:space="preserve">no button — there is nothing to gain</w:t>
+            </w:r>
+          </w:p>
+        </w:tc>
+      </w:tr>
+      <w:tr>
+        <w:trPr>
+          <w:tblHeader w:val="off"/>
+        </w:trPr>
+        <w:tc>
+          <w:tcPr>
+            <w:tcMar>
+              <w:top w:type="dxa" w:w="60"/>
+              <w:left w:type="dxa" w:w="120"/>
+              <w:bottom w:type="dxa" w:w="60"/>
+              <w:right w:type="dxa" w:w="120"/>
+            </w:tcMar>
+          </w:tcPr>
+          <w:p>
+            <w:pPr>
+              <w:spacing w:after="40" w:before="40"/>
+            </w:pPr>
+            <w:r>
+              <w:rPr>
+                <w:rFonts w:ascii="Consolas" w:cs="Consolas" w:eastAsia="Consolas" w:hAnsi="Consolas"/>
+                <w:color w:val="A33B00"/>
+                <w:sz w:val="19"/>
+                <w:szCs w:val="19"/>
+              </w:rPr>
               <w:t xml:space="preserve">no_questions</w:t>
             </w:r>
           </w:p>
@@ -877,7 +952,117 @@
           <w:sz w:val="21"/>
           <w:szCs w:val="21"/>
         </w:rPr>
-        <w:t xml:space="preserve"> arrives already in the requested language. Render it; do not hard-code one.</w:t>
+        <w:t xml:space="preserve"> arrives already in the requested language. Render it; do not hard-code one — </w:t>
+      </w:r>
+      <w:r>
+        <w:rPr>
+          <w:rFonts w:ascii="Calibri" w:cs="Calibri" w:eastAsia="Calibri" w:hAnsi="Calibri"/>
+          <w:b/>
+          <w:bCs/>
+          <w:sz w:val="21"/>
+          <w:szCs w:val="21"/>
+        </w:rPr>
+        <w:t xml:space="preserve">it changes</w:t>
+      </w:r>
+      <w:r>
+        <w:rPr>
+          <w:rFonts w:ascii="Calibri" w:cs="Calibri" w:eastAsia="Calibri" w:hAnsi="Calibri"/>
+          <w:sz w:val="21"/>
+          <w:szCs w:val="21"/>
+        </w:rPr>
+        <w:t xml:space="preserve">. A reader who has passed but not perfectly is offered a better mark rather than the exam, and the label says so:</w:t>
+      </w:r>
+    </w:p>
+    <w:p>
+      <w:pPr>
+        <w:shd w:fill="F6F6F4" w:val="clear"/>
+        <w:spacing w:after="160" w:before="120" w:line="240"/>
+        <w:ind w:left="180" w:right="180"/>
+      </w:pPr>
+      <w:r>
+        <w:rPr>
+          <w:rFonts w:ascii="Consolas" w:cs="Consolas" w:eastAsia="Consolas" w:hAnsi="Consolas"/>
+          <w:sz w:val="17"/>
+          <w:szCs w:val="17"/>
+        </w:rPr>
+        <w:t xml:space="preserve">{ "visible": true, "label": "تحسين نتيجة الاختبار", "reason": null }</w:t>
+      </w:r>
+    </w:p>
+    <w:p>
+      <w:pPr>
+        <w:spacing w:after="140" w:line="300"/>
+        <w:jc w:val="left"/>
+      </w:pPr>
+      <w:r>
+        <w:rPr>
+          <w:rFonts w:ascii="Calibri" w:cs="Calibri" w:eastAsia="Calibri" w:hAnsi="Calibri"/>
+          <w:sz w:val="21"/>
+          <w:szCs w:val="21"/>
+        </w:rPr>
+        <w:t xml:space="preserve">And once they score full marks it goes entirely:</w:t>
+      </w:r>
+    </w:p>
+    <w:p>
+      <w:pPr>
+        <w:shd w:fill="F6F6F4" w:val="clear"/>
+        <w:spacing w:after="160" w:before="120" w:line="240"/>
+        <w:ind w:left="180" w:right="180"/>
+      </w:pPr>
+      <w:r>
+        <w:rPr>
+          <w:rFonts w:ascii="Consolas" w:cs="Consolas" w:eastAsia="Consolas" w:hAnsi="Consolas"/>
+          <w:sz w:val="17"/>
+          <w:szCs w:val="17"/>
+        </w:rPr>
+        <w:t xml:space="preserve">{ "visible": false, "label": "ابدأ الاختبار", "reason": "perfect" }</w:t>
+      </w:r>
+    </w:p>
+    <w:p>
+      <w:pPr>
+        <w:spacing w:after="140" w:line="300"/>
+        <w:jc w:val="left"/>
+      </w:pPr>
+      <w:r>
+        <w:rPr>
+          <w:rFonts w:ascii="Calibri" w:cs="Calibri" w:eastAsia="Calibri" w:hAnsi="Calibri"/>
+          <w:sz w:val="21"/>
+          <w:szCs w:val="21"/>
+        </w:rPr>
+        <w:t xml:space="preserve">When </w:t>
+      </w:r>
+      <w:r>
+        <w:rPr>
+          <w:rFonts w:ascii="Consolas" w:cs="Consolas" w:eastAsia="Consolas" w:hAnsi="Consolas"/>
+          <w:color w:val="A33B00"/>
+          <w:sz w:val="19"/>
+          <w:szCs w:val="19"/>
+        </w:rPr>
+        <w:t xml:space="preserve">visible</w:t>
+      </w:r>
+      <w:r>
+        <w:rPr>
+          <w:rFonts w:ascii="Calibri" w:cs="Calibri" w:eastAsia="Calibri" w:hAnsi="Calibri"/>
+          <w:sz w:val="21"/>
+          <w:szCs w:val="21"/>
+        </w:rPr>
+        <w:t xml:space="preserve"> is false, ignore </w:t>
+      </w:r>
+      <w:r>
+        <w:rPr>
+          <w:rFonts w:ascii="Consolas" w:cs="Consolas" w:eastAsia="Consolas" w:hAnsi="Consolas"/>
+          <w:color w:val="A33B00"/>
+          <w:sz w:val="19"/>
+          <w:szCs w:val="19"/>
+        </w:rPr>
+        <w:t xml:space="preserve">label</w:t>
+      </w:r>
+      <w:r>
+        <w:rPr>
+          <w:rFonts w:ascii="Calibri" w:cs="Calibri" w:eastAsia="Calibri" w:hAnsi="Calibri"/>
+          <w:sz w:val="21"/>
+          <w:szCs w:val="21"/>
+        </w:rPr>
+        <w:t xml:space="preserve">.</w:t>
       </w:r>
     </w:p>
     <w:p>
@@ -1611,6 +1796,21 @@
           <w:szCs w:val="17"/>
         </w:rPr>
         <w:t xml:space="preserve">  "read_percent": 33,</w:t>
+      </w:r>
+    </w:p>
+    <w:p>
+      <w:pPr>
+        <w:shd w:fill="F6F6F4" w:val="clear"/>
+        <w:spacing w:after="0" w:before="0" w:line="240"/>
+        <w:ind w:left="180" w:right="180"/>
+      </w:pPr>
+      <w:r>
+        <w:rPr>
+          <w:rFonts w:ascii="Consolas" w:cs="Consolas" w:eastAsia="Consolas" w:hAnsi="Consolas"/>
+          <w:sz w:val="17"/>
+          <w:szCs w:val="17"/>
+        </w:rPr>
+        <w:t xml:space="preserve">  "percent": 25,</w:t>
       </w:r>
     </w:p>
     <w:p>
@@ -1867,7 +2067,87 @@
                 <w:sz w:val="21"/>
                 <w:szCs w:val="21"/>
               </w:rPr>
-              <w:t xml:space="preserve">the progress bar</w:t>
+              <w:t xml:space="preserve">how far through the </w:t>
+            </w:r>
+            <w:r>
+              <w:rPr>
+                <w:rFonts w:ascii="Calibri" w:cs="Calibri" w:eastAsia="Calibri" w:hAnsi="Calibri"/>
+                <w:b/>
+                <w:bCs/>
+                <w:sz w:val="21"/>
+                <w:szCs w:val="21"/>
+              </w:rPr>
+              <w:t xml:space="preserve">reading</w:t>
+            </w:r>
+          </w:p>
+        </w:tc>
+      </w:tr>
+      <w:tr>
+        <w:trPr>
+          <w:tblHeader w:val="off"/>
+        </w:trPr>
+        <w:tc>
+          <w:tcPr>
+            <w:tcMar>
+              <w:top w:type="dxa" w:w="60"/>
+              <w:left w:type="dxa" w:w="120"/>
+              <w:bottom w:type="dxa" w:w="60"/>
+              <w:right w:type="dxa" w:w="120"/>
+            </w:tcMar>
+          </w:tcPr>
+          <w:p>
+            <w:pPr>
+              <w:spacing w:after="40" w:before="40"/>
+            </w:pPr>
+            <w:r>
+              <w:rPr>
+                <w:rFonts w:ascii="Consolas" w:cs="Consolas" w:eastAsia="Consolas" w:hAnsi="Consolas"/>
+                <w:color w:val="A33B00"/>
+                <w:sz w:val="19"/>
+                <w:szCs w:val="19"/>
+              </w:rPr>
+              <w:t xml:space="preserve">percent</w:t>
+            </w:r>
+          </w:p>
+        </w:tc>
+        <w:tc>
+          <w:tcPr>
+            <w:tcMar>
+              <w:top w:type="dxa" w:w="60"/>
+              <w:left w:type="dxa" w:w="120"/>
+              <w:bottom w:type="dxa" w:w="60"/>
+              <w:right w:type="dxa" w:w="120"/>
+            </w:tcMar>
+          </w:tcPr>
+          <w:p>
+            <w:pPr>
+              <w:spacing w:after="40" w:before="40"/>
+            </w:pPr>
+            <w:r>
+              <w:rPr>
+                <w:rFonts w:ascii="Calibri" w:cs="Calibri" w:eastAsia="Calibri" w:hAnsi="Calibri"/>
+                <w:sz w:val="21"/>
+                <w:szCs w:val="21"/>
+              </w:rPr>
+              <w:t xml:space="preserve">how far through the </w:t>
+            </w:r>
+            <w:r>
+              <w:rPr>
+                <w:rFonts w:ascii="Calibri" w:cs="Calibri" w:eastAsia="Calibri" w:hAnsi="Calibri"/>
+                <w:b/>
+                <w:bCs/>
+                <w:sz w:val="21"/>
+                <w:szCs w:val="21"/>
+              </w:rPr>
+              <w:t xml:space="preserve">book</w:t>
+            </w:r>
+            <w:r>
+              <w:rPr>
+                <w:rFonts w:ascii="Calibri" w:cs="Calibri" w:eastAsia="Calibri" w:hAnsi="Calibri"/>
+                <w:sz w:val="21"/>
+                <w:szCs w:val="21"/>
+              </w:rPr>
+              <w:t xml:space="preserve">, exam included</w:t>
             </w:r>
           </w:p>
         </w:tc>
@@ -1943,15 +2223,104 @@
           <w:sz w:val="21"/>
           <w:szCs w:val="21"/>
         </w:rPr>
-        <w:t xml:space="preserve">Drive the bar from `read_percent`.</w:t>
-      </w:r>
-      <w:r>
-        <w:rPr>
-          <w:rFonts w:ascii="Calibri" w:cs="Calibri" w:eastAsia="Calibri" w:hAnsi="Calibri"/>
-          <w:sz w:val="21"/>
-          <w:szCs w:val="21"/>
-        </w:rPr>
-        <w:t xml:space="preserve"> </w:t>
+        <w:t xml:space="preserve">Two figures, because they answer different questions.</w:t>
+      </w:r>
+      <w:r>
+        <w:rPr>
+          <w:rFonts w:ascii="Calibri" w:cs="Calibri" w:eastAsia="Calibri" w:hAnsi="Calibri"/>
+          <w:sz w:val="21"/>
+          <w:szCs w:val="21"/>
+        </w:rPr>
+        <w:t xml:space="preserve"> The exam counts as one step beside the sections, so a three-section book has four things to do:</w:t>
+      </w:r>
+    </w:p>
+    <w:p>
+      <w:pPr>
+        <w:shd w:fill="F6F6F4" w:val="clear"/>
+        <w:spacing w:after="0" w:before="120" w:line="240"/>
+        <w:ind w:left="180" w:right="180"/>
+      </w:pPr>
+      <w:r>
+        <w:rPr>
+          <w:rFonts w:ascii="Consolas" w:cs="Consolas" w:eastAsia="Consolas" w:hAnsi="Consolas"/>
+          <w:sz w:val="17"/>
+          <w:szCs w:val="17"/>
+        </w:rPr>
+        <w:t xml:space="preserve">nothing done    read_percent   0    percent   0</w:t>
+      </w:r>
+    </w:p>
+    <w:p>
+      <w:pPr>
+        <w:shd w:fill="F6F6F4" w:val="clear"/>
+        <w:spacing w:after="0" w:before="0" w:line="240"/>
+        <w:ind w:left="180" w:right="180"/>
+      </w:pPr>
+      <w:r>
+        <w:rPr>
+          <w:rFonts w:ascii="Consolas" w:cs="Consolas" w:eastAsia="Consolas" w:hAnsi="Consolas"/>
+          <w:sz w:val="17"/>
+          <w:szCs w:val="17"/>
+        </w:rPr>
+        <w:t xml:space="preserve">1 of 3 read                   33             25</w:t>
+      </w:r>
+    </w:p>
+    <w:p>
+      <w:pPr>
+        <w:shd w:fill="F6F6F4" w:val="clear"/>
+        <w:spacing w:after="0" w:before="0" w:line="240"/>
+        <w:ind w:left="180" w:right="180"/>
+      </w:pPr>
+      <w:r>
+        <w:rPr>
+          <w:rFonts w:ascii="Consolas" w:cs="Consolas" w:eastAsia="Consolas" w:hAnsi="Consolas"/>
+          <w:sz w:val="17"/>
+          <w:szCs w:val="17"/>
+        </w:rPr>
+        <w:t xml:space="preserve">2 of 3 read                   67             50</w:t>
+      </w:r>
+    </w:p>
+    <w:p>
+      <w:pPr>
+        <w:shd w:fill="F6F6F4" w:val="clear"/>
+        <w:spacing w:after="0" w:before="0" w:line="240"/>
+        <w:ind w:left="180" w:right="180"/>
+      </w:pPr>
+      <w:r>
+        <w:rPr>
+          <w:rFonts w:ascii="Consolas" w:cs="Consolas" w:eastAsia="Consolas" w:hAnsi="Consolas"/>
+          <w:sz w:val="17"/>
+          <w:szCs w:val="17"/>
+        </w:rPr>
+        <w:t xml:space="preserve">3 of 3 read                  100             75   ← the exam opens here</w:t>
+      </w:r>
+    </w:p>
+    <w:p>
+      <w:pPr>
+        <w:shd w:fill="F6F6F4" w:val="clear"/>
+        <w:spacing w:after="160" w:before="0" w:line="240"/>
+        <w:ind w:left="180" w:right="180"/>
+      </w:pPr>
+      <w:r>
+        <w:rPr>
+          <w:rFonts w:ascii="Consolas" w:cs="Consolas" w:eastAsia="Consolas" w:hAnsi="Consolas"/>
+          <w:sz w:val="17"/>
+          <w:szCs w:val="17"/>
+        </w:rPr>
+        <w:t xml:space="preserve">exam passed                  100            100</w:t>
+      </w:r>
+    </w:p>
+    <w:p>
+      <w:pPr>
+        <w:spacing w:after="140" w:line="300"/>
+        <w:jc w:val="left"/>
+      </w:pPr>
+      <w:r>
+        <w:rPr>
+          <w:rFonts w:ascii="Calibri" w:cs="Calibri" w:eastAsia="Calibri" w:hAnsi="Calibri"/>
+          <w:sz w:val="21"/>
+          <w:szCs w:val="21"/>
+        </w:rPr>
+        <w:t xml:space="preserve">Use </w:t>
       </w:r>
       <w:r>
         <w:rPr>
@@ -1960,15 +2329,15 @@
           <w:sz w:val="19"/>
           <w:szCs w:val="19"/>
         </w:rPr>
-        <w:t xml:space="preserve">completed</w:t>
-      </w:r>
-      <w:r>
-        <w:rPr>
-          <w:rFonts w:ascii="Calibri" w:cs="Calibri" w:eastAsia="Calibri" w:hAnsi="Calibri"/>
-          <w:sz w:val="21"/>
-          <w:szCs w:val="21"/>
-        </w:rPr>
-        <w:t xml:space="preserve"> is a separate idea: reading every section gets you to 100% and opens the exam; passing the exam is what makes </w:t>
+        <w:t xml:space="preserve">percent</w:t>
+      </w:r>
+      <w:r>
+        <w:rPr>
+          <w:rFonts w:ascii="Calibri" w:cs="Calibri" w:eastAsia="Calibri" w:hAnsi="Calibri"/>
+          <w:sz w:val="21"/>
+          <w:szCs w:val="21"/>
+        </w:rPr>
+        <w:t xml:space="preserve"> for a completion bar and </w:t>
       </w:r>
       <w:r>
         <w:rPr>
@@ -1977,6 +2346,23 @@
           <w:sz w:val="19"/>
           <w:szCs w:val="19"/>
         </w:rPr>
+        <w:t xml:space="preserve">read_percent</w:t>
+      </w:r>
+      <w:r>
+        <w:rPr>
+          <w:rFonts w:ascii="Calibri" w:cs="Calibri" w:eastAsia="Calibri" w:hAnsi="Calibri"/>
+          <w:sz w:val="21"/>
+          <w:szCs w:val="21"/>
+        </w:rPr>
+        <w:t xml:space="preserve"> for a reading bar. Use </w:t>
+      </w:r>
+      <w:r>
+        <w:rPr>
+          <w:rFonts w:ascii="Consolas" w:cs="Consolas" w:eastAsia="Consolas" w:hAnsi="Consolas"/>
+          <w:color w:val="A33B00"/>
+          <w:sz w:val="19"/>
+          <w:szCs w:val="19"/>
+        </w:rPr>
         <w:t xml:space="preserve">completed</w:t>
       </w:r>
       <w:r>
@@ -1985,7 +2371,24 @@
           <w:sz w:val="21"/>
           <w:szCs w:val="21"/>
         </w:rPr>
-        <w:t xml:space="preserve"> true.</w:t>
+        <w:t xml:space="preserve"> for "finished" — never </w:t>
+      </w:r>
+      <w:r>
+        <w:rPr>
+          <w:rFonts w:ascii="Consolas" w:cs="Consolas" w:eastAsia="Consolas" w:hAnsi="Consolas"/>
+          <w:color w:val="A33B00"/>
+          <w:sz w:val="19"/>
+          <w:szCs w:val="19"/>
+        </w:rPr>
+        <w:t xml:space="preserve">percent == 100</w:t>
+      </w:r>
+      <w:r>
+        <w:rPr>
+          <w:rFonts w:ascii="Calibri" w:cs="Calibri" w:eastAsia="Calibri" w:hAnsi="Calibri"/>
+          <w:sz w:val="21"/>
+          <w:szCs w:val="21"/>
+        </w:rPr>
+        <w:t xml:space="preserve">, though they agree.</w:t>
       </w:r>
     </w:p>
     <w:p>
@@ -2046,6 +2449,21 @@
           <w:szCs w:val="17"/>
         </w:rPr>
         <w:t xml:space="preserve">  "read_percent": 100,</w:t>
+      </w:r>
+    </w:p>
+    <w:p>
+      <w:pPr>
+        <w:shd w:fill="F6F6F4" w:val="clear"/>
+        <w:spacing w:after="0" w:before="0" w:line="240"/>
+        <w:ind w:left="180" w:right="180"/>
+      </w:pPr>
+      <w:r>
+        <w:rPr>
+          <w:rFonts w:ascii="Consolas" w:cs="Consolas" w:eastAsia="Consolas" w:hAnsi="Consolas"/>
+          <w:sz w:val="17"/>
+          <w:szCs w:val="17"/>
+        </w:rPr>
+        <w:t xml:space="preserve">  "percent": 100,</w:t>
       </w:r>
     </w:p>
     <w:p>
@@ -4449,22 +4867,22 @@
           <w:sz w:val="17"/>
           <w:szCs w:val="17"/>
         </w:rPr>
-        <w:t xml:space="preserve">      "id": 28,</w:t>
-      </w:r>
-    </w:p>
-    <w:p>
-      <w:pPr>
-        <w:shd w:fill="F6F6F4" w:val="clear"/>
-        <w:spacing w:after="0" w:before="0" w:line="240"/>
-        <w:ind w:left="180" w:right="180"/>
-      </w:pPr>
-      <w:r>
-        <w:rPr>
-          <w:rFonts w:ascii="Consolas" w:cs="Consolas" w:eastAsia="Consolas" w:hAnsi="Consolas"/>
-          <w:sz w:val="17"/>
-          <w:szCs w:val="17"/>
-        </w:rPr>
-        <w:t xml:space="preserve">      "serial": "CERT-2026-VJBDJC",</w:t>
+        <w:t xml:space="preserve">      "id": 29,</w:t>
+      </w:r>
+    </w:p>
+    <w:p>
+      <w:pPr>
+        <w:shd w:fill="F6F6F4" w:val="clear"/>
+        <w:spacing w:after="0" w:before="0" w:line="240"/>
+        <w:ind w:left="180" w:right="180"/>
+      </w:pPr>
+      <w:r>
+        <w:rPr>
+          <w:rFonts w:ascii="Consolas" w:cs="Consolas" w:eastAsia="Consolas" w:hAnsi="Consolas"/>
+          <w:sz w:val="17"/>
+          <w:szCs w:val="17"/>
+        </w:rPr>
+        <w:t xml:space="preserve">      "serial": "CERT-2026-WUL0TB",</w:t>
       </w:r>
     </w:p>
     <w:p>
@@ -4494,22 +4912,22 @@
           <w:sz w:val="17"/>
           <w:szCs w:val="17"/>
         </w:rPr>
-        <w:t xml:space="preserve">      "issued_at": "2026-10-16",</w:t>
-      </w:r>
-    </w:p>
-    <w:p>
-      <w:pPr>
-        <w:shd w:fill="F6F6F4" w:val="clear"/>
-        <w:spacing w:after="0" w:before="0" w:line="240"/>
-        <w:ind w:left="180" w:right="180"/>
-      </w:pPr>
-      <w:r>
-        <w:rPr>
-          <w:rFonts w:ascii="Consolas" w:cs="Consolas" w:eastAsia="Consolas" w:hAnsi="Consolas"/>
-          <w:sz w:val="17"/>
-          <w:szCs w:val="17"/>
-        </w:rPr>
-        <w:t xml:space="preserve">      "verification_url": "http://localhost/api/certificates/verify/101af2ad-41db-4fd9-8b7d-fb022127b208"</w:t>
+        <w:t xml:space="preserve">      "issued_at": "2026-10-17",</w:t>
+      </w:r>
+    </w:p>
+    <w:p>
+      <w:pPr>
+        <w:shd w:fill="F6F6F4" w:val="clear"/>
+        <w:spacing w:after="0" w:before="0" w:line="240"/>
+        <w:ind w:left="180" w:right="180"/>
+      </w:pPr>
+      <w:r>
+        <w:rPr>
+          <w:rFonts w:ascii="Consolas" w:cs="Consolas" w:eastAsia="Consolas" w:hAnsi="Consolas"/>
+          <w:sz w:val="17"/>
+          <w:szCs w:val="17"/>
+        </w:rPr>
+        <w:t xml:space="preserve">      "verification_url": "http://localhost/api/certificates/verify/5783c6bc-557f-40c9-bc2b-b457a4b738fd"</w:t>
       </w:r>
     </w:p>
     <w:p>
@@ -5134,37 +5552,37 @@
           <w:sz w:val="17"/>
           <w:szCs w:val="17"/>
         </w:rPr>
-        <w:t xml:space="preserve">  "serial": "CERT-2026-VJBDJC",</w:t>
-      </w:r>
-    </w:p>
-    <w:p>
-      <w:pPr>
-        <w:shd w:fill="F6F6F4" w:val="clear"/>
-        <w:spacing w:after="0" w:before="0" w:line="240"/>
-        <w:ind w:left="180" w:right="180"/>
-      </w:pPr>
-      <w:r>
-        <w:rPr>
-          <w:rFonts w:ascii="Consolas" w:cs="Consolas" w:eastAsia="Consolas" w:hAnsi="Consolas"/>
-          <w:sz w:val="17"/>
-          <w:szCs w:val="17"/>
-        </w:rPr>
-        <w:t xml:space="preserve">  "issued_at": "2026-10-16",</w:t>
-      </w:r>
-    </w:p>
-    <w:p>
-      <w:pPr>
-        <w:shd w:fill="F6F6F4" w:val="clear"/>
-        <w:spacing w:after="0" w:before="0" w:line="240"/>
-        <w:ind w:left="180" w:right="180"/>
-      </w:pPr>
-      <w:r>
-        <w:rPr>
-          <w:rFonts w:ascii="Consolas" w:cs="Consolas" w:eastAsia="Consolas" w:hAnsi="Consolas"/>
-          <w:sz w:val="17"/>
-          <w:szCs w:val="17"/>
-        </w:rPr>
-        <w:t xml:space="preserve">  "verification_url": "http://localhost/api/certificates/verify/101af2ad-41db-4fd9-8b7d-fb022127b208",</w:t>
+        <w:t xml:space="preserve">  "serial": "CERT-2026-WUL0TB",</w:t>
+      </w:r>
+    </w:p>
+    <w:p>
+      <w:pPr>
+        <w:shd w:fill="F6F6F4" w:val="clear"/>
+        <w:spacing w:after="0" w:before="0" w:line="240"/>
+        <w:ind w:left="180" w:right="180"/>
+      </w:pPr>
+      <w:r>
+        <w:rPr>
+          <w:rFonts w:ascii="Consolas" w:cs="Consolas" w:eastAsia="Consolas" w:hAnsi="Consolas"/>
+          <w:sz w:val="17"/>
+          <w:szCs w:val="17"/>
+        </w:rPr>
+        <w:t xml:space="preserve">  "issued_at": "2026-10-17",</w:t>
+      </w:r>
+    </w:p>
+    <w:p>
+      <w:pPr>
+        <w:shd w:fill="F6F6F4" w:val="clear"/>
+        <w:spacing w:after="0" w:before="0" w:line="240"/>
+        <w:ind w:left="180" w:right="180"/>
+      </w:pPr>
+      <w:r>
+        <w:rPr>
+          <w:rFonts w:ascii="Consolas" w:cs="Consolas" w:eastAsia="Consolas" w:hAnsi="Consolas"/>
+          <w:sz w:val="17"/>
+          <w:szCs w:val="17"/>
+        </w:rPr>
+        <w:t xml:space="preserve">  "verification_url": "http://localhost/api/certificates/verify/5783c6bc-557f-40c9-bc2b-b457a4b738fd",</w:t>
       </w:r>
     </w:p>
     <w:p>

--- a/docs/Himam-Mobile-Changes.docx
+++ b/docs/Himam-Mobile-Changes.docx
@@ -4867,22 +4867,22 @@
           <w:sz w:val="17"/>
           <w:szCs w:val="17"/>
         </w:rPr>
-        <w:t xml:space="preserve">      "id": 29,</w:t>
-      </w:r>
-    </w:p>
-    <w:p>
-      <w:pPr>
-        <w:shd w:fill="F6F6F4" w:val="clear"/>
-        <w:spacing w:after="0" w:before="0" w:line="240"/>
-        <w:ind w:left="180" w:right="180"/>
-      </w:pPr>
-      <w:r>
-        <w:rPr>
-          <w:rFonts w:ascii="Consolas" w:cs="Consolas" w:eastAsia="Consolas" w:hAnsi="Consolas"/>
-          <w:sz w:val="17"/>
-          <w:szCs w:val="17"/>
-        </w:rPr>
-        <w:t xml:space="preserve">      "serial": "CERT-2026-WUL0TB",</w:t>
+        <w:t xml:space="preserve">      "id": 35,</w:t>
+      </w:r>
+    </w:p>
+    <w:p>
+      <w:pPr>
+        <w:shd w:fill="F6F6F4" w:val="clear"/>
+        <w:spacing w:after="0" w:before="0" w:line="240"/>
+        <w:ind w:left="180" w:right="180"/>
+      </w:pPr>
+      <w:r>
+        <w:rPr>
+          <w:rFonts w:ascii="Consolas" w:cs="Consolas" w:eastAsia="Consolas" w:hAnsi="Consolas"/>
+          <w:sz w:val="17"/>
+          <w:szCs w:val="17"/>
+        </w:rPr>
+        <w:t xml:space="preserve">      "serial": "CERT-2026-VZA9DP",</w:t>
       </w:r>
     </w:p>
     <w:p>
@@ -4912,6 +4912,36 @@
           <w:sz w:val="17"/>
           <w:szCs w:val="17"/>
         </w:rPr>
+        <w:t xml:space="preserve">      "image": "http://localhost/api/certificates/verify/92907b4d-c787-4941-bf5e-80fa5348d63b/image",</w:t>
+      </w:r>
+    </w:p>
+    <w:p>
+      <w:pPr>
+        <w:shd w:fill="F6F6F4" w:val="clear"/>
+        <w:spacing w:after="0" w:before="0" w:line="240"/>
+        <w:ind w:left="180" w:right="180"/>
+      </w:pPr>
+      <w:r>
+        <w:rPr>
+          <w:rFonts w:ascii="Consolas" w:cs="Consolas" w:eastAsia="Consolas" w:hAnsi="Consolas"/>
+          <w:sz w:val="17"/>
+          <w:szCs w:val="17"/>
+        </w:rPr>
+        <w:t xml:space="preserve">      "image_template": "http://localhost:8000/storage/uploads/certificate-template.png",</w:t>
+      </w:r>
+    </w:p>
+    <w:p>
+      <w:pPr>
+        <w:shd w:fill="F6F6F4" w:val="clear"/>
+        <w:spacing w:after="0" w:before="0" w:line="240"/>
+        <w:ind w:left="180" w:right="180"/>
+      </w:pPr>
+      <w:r>
+        <w:rPr>
+          <w:rFonts w:ascii="Consolas" w:cs="Consolas" w:eastAsia="Consolas" w:hAnsi="Consolas"/>
+          <w:sz w:val="17"/>
+          <w:szCs w:val="17"/>
+        </w:rPr>
         <w:t xml:space="preserve">      "issued_at": "2026-10-17",</w:t>
       </w:r>
     </w:p>
@@ -4927,7 +4957,7 @@
           <w:sz w:val="17"/>
           <w:szCs w:val="17"/>
         </w:rPr>
-        <w:t xml:space="preserve">      "verification_url": "http://localhost/api/certificates/verify/5783c6bc-557f-40c9-bc2b-b457a4b738fd"</w:t>
+        <w:t xml:space="preserve">      "verification_url": "http://localhost/api/certificates/verify/92907b4d-c787-4941-bf5e-80fa5348d63b"</w:t>
       </w:r>
     </w:p>
     <w:p>
@@ -5552,7 +5582,22 @@
           <w:sz w:val="17"/>
           <w:szCs w:val="17"/>
         </w:rPr>
-        <w:t xml:space="preserve">  "serial": "CERT-2026-WUL0TB",</w:t>
+        <w:t xml:space="preserve">  "image": "http://localhost:8000/storage/uploads/certificate-template.png",</w:t>
+      </w:r>
+    </w:p>
+    <w:p>
+      <w:pPr>
+        <w:shd w:fill="F6F6F4" w:val="clear"/>
+        <w:spacing w:after="0" w:before="0" w:line="240"/>
+        <w:ind w:left="180" w:right="180"/>
+      </w:pPr>
+      <w:r>
+        <w:rPr>
+          <w:rFonts w:ascii="Consolas" w:cs="Consolas" w:eastAsia="Consolas" w:hAnsi="Consolas"/>
+          <w:sz w:val="17"/>
+          <w:szCs w:val="17"/>
+        </w:rPr>
+        <w:t xml:space="preserve">  "serial": "CERT-2026-VZA9DP",</w:t>
       </w:r>
     </w:p>
     <w:p>
@@ -5582,7 +5627,7 @@
           <w:sz w:val="17"/>
           <w:szCs w:val="17"/>
         </w:rPr>
-        <w:t xml:space="preserve">  "verification_url": "http://localhost/api/certificates/verify/5783c6bc-557f-40c9-bc2b-b457a4b738fd",</w:t>
+        <w:t xml:space="preserve">  "verification_url": "http://localhost/api/certificates/verify/92907b4d-c787-4941-bf5e-80fa5348d63b",</w:t>
       </w:r>
     </w:p>
     <w:p>
@@ -5603,36 +5648,6 @@
     <w:p>
       <w:pPr>
         <w:shd w:fill="F6F6F4" w:val="clear"/>
-        <w:spacing w:after="0" w:before="0" w:line="240"/>
-        <w:ind w:left="180" w:right="180"/>
-      </w:pPr>
-      <w:r>
-        <w:rPr>
-          <w:rFonts w:ascii="Consolas" w:cs="Consolas" w:eastAsia="Consolas" w:hAnsi="Consolas"/>
-          <w:sz w:val="17"/>
-          <w:szCs w:val="17"/>
-        </w:rPr>
-        <w:t xml:space="preserve">  "sections_total": 3,</w:t>
-      </w:r>
-    </w:p>
-    <w:p>
-      <w:pPr>
-        <w:shd w:fill="F6F6F4" w:val="clear"/>
-        <w:spacing w:after="0" w:before="0" w:line="240"/>
-        <w:ind w:left="180" w:right="180"/>
-      </w:pPr>
-      <w:r>
-        <w:rPr>
-          <w:rFonts w:ascii="Consolas" w:cs="Consolas" w:eastAsia="Consolas" w:hAnsi="Consolas"/>
-          <w:sz w:val="17"/>
-          <w:szCs w:val="17"/>
-        </w:rPr>
-        <w:t xml:space="preserve">  "percent": 100</w:t>
-      </w:r>
-    </w:p>
-    <w:p>
-      <w:pPr>
-        <w:shd w:fill="F6F6F4" w:val="clear"/>
         <w:spacing w:after="160" w:before="0" w:line="240"/>
         <w:ind w:left="180" w:right="180"/>
       </w:pPr>
@@ -5642,7 +5657,7 @@
           <w:sz w:val="17"/>
           <w:szCs w:val="17"/>
         </w:rPr>
-        <w:t xml:space="preserve">}</w:t>
+        <w:t xml:space="preserve">  …</w:t>
       </w:r>
     </w:p>
     <w:p>
@@ -5718,6 +5733,181 @@
           <w:szCs w:val="21"/>
         </w:rPr>
         <w:t xml:space="preserve">, so a screen that assumes one per event will drop the other.</w:t>
+      </w:r>
+    </w:p>
+    <w:p>
+      <w:pPr>
+        <w:pStyle w:val="Heading2"/>
+        <w:spacing w:after="140" w:before="280"/>
+      </w:pPr>
+      <w:r>
+        <w:rPr>
+          <w:rFonts w:ascii="Calibri" w:cs="Calibri" w:eastAsia="Calibri" w:hAnsi="Calibri"/>
+          <w:b/>
+          <w:bCs/>
+          <w:color w:val="1A1A1A"/>
+          <w:sz w:val="25"/>
+          <w:szCs w:val="25"/>
+        </w:rPr>
+        <w:t xml:space="preserve">The certificate as a document</w:t>
+      </w:r>
+    </w:p>
+    <w:p>
+      <w:pPr>
+        <w:spacing w:after="140" w:line="300"/>
+        <w:jc w:val="left"/>
+      </w:pPr>
+      <w:r>
+        <w:rPr>
+          <w:rFonts w:ascii="Calibri" w:cs="Calibri" w:eastAsia="Calibri" w:hAnsi="Calibri"/>
+          <w:sz w:val="21"/>
+          <w:szCs w:val="21"/>
+        </w:rPr>
+        <w:t xml:space="preserve">Every certificate carries </w:t>
+      </w:r>
+      <w:r>
+        <w:rPr>
+          <w:rFonts w:ascii="Consolas" w:cs="Consolas" w:eastAsia="Consolas" w:hAnsi="Consolas"/>
+          <w:color w:val="A33B00"/>
+          <w:sz w:val="19"/>
+          <w:szCs w:val="19"/>
+        </w:rPr>
+        <w:t xml:space="preserve">image</w:t>
+      </w:r>
+      <w:r>
+        <w:rPr>
+          <w:rFonts w:ascii="Calibri" w:cs="Calibri" w:eastAsia="Calibri" w:hAnsi="Calibri"/>
+          <w:sz w:val="21"/>
+          <w:szCs w:val="21"/>
+        </w:rPr>
+        <w:t xml:space="preserve">: the document itself, already bearing the holder's name, what they finished, the level, the mark and the date of the exam.</w:t>
+      </w:r>
+    </w:p>
+    <w:p>
+      <w:pPr>
+        <w:shd w:fill="F6F6F4" w:val="clear"/>
+        <w:spacing w:after="160" w:before="120" w:line="240"/>
+        <w:ind w:left="180" w:right="180"/>
+      </w:pPr>
+      <w:r>
+        <w:rPr>
+          <w:rFonts w:ascii="Consolas" w:cs="Consolas" w:eastAsia="Consolas" w:hAnsi="Consolas"/>
+          <w:sz w:val="17"/>
+          <w:szCs w:val="17"/>
+        </w:rPr>
+        <w:t xml:space="preserve">GET /api/certificates/verify/{verification_code}/image</w:t>
+      </w:r>
+    </w:p>
+    <w:p>
+      <w:pPr>
+        <w:spacing w:after="140" w:line="300"/>
+        <w:jc w:val="left"/>
+      </w:pPr>
+      <w:r>
+        <w:rPr>
+          <w:rFonts w:ascii="Calibri" w:cs="Calibri" w:eastAsia="Calibri" w:hAnsi="Calibri"/>
+          <w:b/>
+          <w:bCs/>
+          <w:sz w:val="21"/>
+          <w:szCs w:val="21"/>
+        </w:rPr>
+        <w:t xml:space="preserve">Public, and no token.</w:t>
+      </w:r>
+      <w:r>
+        <w:rPr>
+          <w:rFonts w:ascii="Calibri" w:cs="Calibri" w:eastAsia="Calibri" w:hAnsi="Calibri"/>
+          <w:sz w:val="21"/>
+          <w:szCs w:val="21"/>
+        </w:rPr>
+        <w:t xml:space="preserve"> A certificate is shown to people who are not readers of this app, so it can be opened, shared or printed from the link as it stands. It is keyed by the verification code — a UUID, the same one the QR carries — rather than by the certificate id, so the only way to reach one is to be given its link.</w:t>
+      </w:r>
+    </w:p>
+    <w:p>
+      <w:pPr>
+        <w:spacing w:after="140" w:line="300"/>
+        <w:jc w:val="left"/>
+      </w:pPr>
+      <w:r>
+        <w:rPr>
+          <w:rFonts w:ascii="Calibri" w:cs="Calibri" w:eastAsia="Calibri" w:hAnsi="Calibri"/>
+          <w:sz w:val="21"/>
+          <w:szCs w:val="21"/>
+        </w:rPr>
+        <w:t xml:space="preserve">It answers </w:t>
+      </w:r>
+      <w:r>
+        <w:rPr>
+          <w:rFonts w:ascii="Consolas" w:cs="Consolas" w:eastAsia="Consolas" w:hAnsi="Consolas"/>
+          <w:color w:val="A33B00"/>
+          <w:sz w:val="19"/>
+          <w:szCs w:val="19"/>
+        </w:rPr>
+        <w:t xml:space="preserve">image/svg+xml</w:t>
+      </w:r>
+      <w:r>
+        <w:rPr>
+          <w:rFonts w:ascii="Calibri" w:cs="Calibri" w:eastAsia="Calibri" w:hAnsi="Calibri"/>
+          <w:sz w:val="21"/>
+          <w:szCs w:val="21"/>
+        </w:rPr>
+        <w:t xml:space="preserve"> whatever </w:t>
+      </w:r>
+      <w:r>
+        <w:rPr>
+          <w:rFonts w:ascii="Consolas" w:cs="Consolas" w:eastAsia="Consolas" w:hAnsi="Consolas"/>
+          <w:color w:val="A33B00"/>
+          <w:sz w:val="19"/>
+          <w:szCs w:val="19"/>
+        </w:rPr>
+        <w:t xml:space="preserve">Accept</w:t>
+      </w:r>
+      <w:r>
+        <w:rPr>
+          <w:rFonts w:ascii="Calibri" w:cs="Calibri" w:eastAsia="Calibri" w:hAnsi="Calibri"/>
+          <w:sz w:val="21"/>
+          <w:szCs w:val="21"/>
+        </w:rPr>
+        <w:t xml:space="preserve"> asks for, and </w:t>
+      </w:r>
+      <w:r>
+        <w:rPr>
+          <w:rFonts w:ascii="Consolas" w:cs="Consolas" w:eastAsia="Consolas" w:hAnsi="Consolas"/>
+          <w:color w:val="A33B00"/>
+          <w:sz w:val="19"/>
+          <w:szCs w:val="19"/>
+        </w:rPr>
+        <w:t xml:space="preserve">404</w:t>
+      </w:r>
+      <w:r>
+        <w:rPr>
+          <w:rFonts w:ascii="Calibri" w:cs="Calibri" w:eastAsia="Calibri" w:hAnsi="Calibri"/>
+          <w:sz w:val="21"/>
+          <w:szCs w:val="21"/>
+        </w:rPr>
+        <w:t xml:space="preserve"> for a code that does not exist. SVG because the text stays text: the Arabic shapes correctly and it is sharp from a list thumbnail to an A4 print.</w:t>
+      </w:r>
+    </w:p>
+    <w:p>
+      <w:pPr>
+        <w:spacing w:after="140" w:line="300"/>
+        <w:jc w:val="left"/>
+      </w:pPr>
+      <w:r>
+        <w:rPr>
+          <w:rFonts w:ascii="Consolas" w:cs="Consolas" w:eastAsia="Consolas" w:hAnsi="Consolas"/>
+          <w:color w:val="A33B00"/>
+          <w:sz w:val="19"/>
+          <w:szCs w:val="19"/>
+        </w:rPr>
+        <w:t xml:space="preserve">image_template</w:t>
+      </w:r>
+      <w:r>
+        <w:rPr>
+          <w:rFonts w:ascii="Calibri" w:cs="Calibri" w:eastAsia="Calibri" w:hAnsi="Calibri"/>
+          <w:sz w:val="21"/>
+          <w:szCs w:val="21"/>
+        </w:rPr>
+        <w:t xml:space="preserve"> beside it is the blank artwork, for a client that would rather lay the text out itself.</w:t>
       </w:r>
     </w:p>
     <w:p>
